--- a/Online Bookstore Website/documents/WST.docx
+++ b/Online Bookstore Website/documents/WST.docx
@@ -3305,7 +3305,7 @@
           <w14:ligatures w14:val="standardContextual"/>
         </w:rPr>
         <w:drawing>
-          <wp:anchor distT="0" distB="0" distL="114300" distR="114300" simplePos="0" relativeHeight="251661312" behindDoc="0" locked="0" layoutInCell="1" allowOverlap="1" wp14:anchorId="7771190B" wp14:editId="0FA956EF">
+          <wp:anchor distT="0" distB="0" distL="114300" distR="114300" simplePos="0" relativeHeight="251661312" behindDoc="0" locked="0" layoutInCell="1" allowOverlap="1" wp14:anchorId="7771190B" wp14:editId="6700D173">
             <wp:simplePos x="0" y="0"/>
             <wp:positionH relativeFrom="column">
               <wp:posOffset>-3810</wp:posOffset>
@@ -5294,9 +5294,71 @@
         <w:t>Website</w:t>
       </w:r>
     </w:p>
+    <w:p>
+      <w:pPr>
+        <w:spacing w:line="278" w:lineRule="auto"/>
+        <w:rPr>
+          <w:rFonts w:ascii="Times New Roman" w:hAnsi="Times New Roman" w:cs="Times New Roman"/>
+          <w:b/>
+          <w:bCs/>
+          <w:sz w:val="28"/>
+          <w:szCs w:val="28"/>
+        </w:rPr>
+      </w:pPr>
+      <w:hyperlink r:id="rId16" w:history="1">
+        <w:r>
+          <w:rPr>
+            <w:rStyle w:val="Hyperlink"/>
+            <w:rFonts w:ascii="Times New Roman" w:hAnsi="Times New Roman" w:cs="Times New Roman"/>
+            <w:b/>
+            <w:bCs/>
+            <w:sz w:val="28"/>
+            <w:szCs w:val="28"/>
+          </w:rPr>
+          <w:t>https://www.fahasa.com/</w:t>
+        </w:r>
+      </w:hyperlink>
+    </w:p>
+    <w:p>
+      <w:pPr>
+        <w:spacing w:line="278" w:lineRule="auto"/>
+        <w:rPr>
+          <w:rFonts w:ascii="Times New Roman" w:hAnsi="Times New Roman" w:cs="Times New Roman"/>
+          <w:b/>
+          <w:bCs/>
+          <w:sz w:val="28"/>
+          <w:szCs w:val="28"/>
+        </w:rPr>
+      </w:pPr>
+      <w:hyperlink r:id="rId17" w:history="1">
+        <w:r>
+          <w:rPr>
+            <w:rStyle w:val="Hyperlink"/>
+            <w:rFonts w:ascii="Times New Roman" w:hAnsi="Times New Roman" w:cs="Times New Roman"/>
+            <w:b/>
+            <w:bCs/>
+            <w:sz w:val="28"/>
+            <w:szCs w:val="28"/>
+          </w:rPr>
+          <w:t>https://sites.google.com/view/kho-sach-online/trang-ch%E1%BB%A7</w:t>
+        </w:r>
+      </w:hyperlink>
+    </w:p>
+    <w:p>
+      <w:pPr>
+        <w:spacing w:line="278" w:lineRule="auto"/>
+        <w:rPr>
+          <w:rFonts w:ascii="Times New Roman" w:hAnsi="Times New Roman" w:cs="Times New Roman"/>
+          <w:b/>
+          <w:bCs/>
+          <w:sz w:val="28"/>
+          <w:szCs w:val="28"/>
+        </w:rPr>
+      </w:pPr>
+    </w:p>
     <w:sectPr>
-      <w:headerReference w:type="default" r:id="rId16"/>
-      <w:footerReference w:type="default" r:id="rId17"/>
+      <w:headerReference w:type="default" r:id="rId18"/>
+      <w:footerReference w:type="default" r:id="rId19"/>
       <w:pgSz w:w="11907" w:h="16840" w:code="9"/>
       <w:pgMar w:top="1134" w:right="851" w:bottom="1134" w:left="1701" w:header="720" w:footer="720" w:gutter="0"/>
       <w:pgBorders w:display="firstPage">
@@ -8704,9 +8766,11 @@
     <w:rsid w:val="00222AE7"/>
     <w:rsid w:val="00516AF9"/>
     <w:rsid w:val="00567176"/>
+    <w:rsid w:val="00802F1B"/>
     <w:rsid w:val="00A47EA9"/>
     <w:rsid w:val="00CE0A2D"/>
     <w:rsid w:val="00D53811"/>
+    <w:rsid w:val="00EA62D2"/>
   </w:rsids>
   <m:mathPr>
     <m:mathFont m:val="Cambria Math"/>

--- a/Online Bookstore Website/documents/WST.docx
+++ b/Online Bookstore Website/documents/WST.docx
@@ -3305,7 +3305,7 @@
           <w14:ligatures w14:val="standardContextual"/>
         </w:rPr>
         <w:drawing>
-          <wp:anchor distT="0" distB="0" distL="114300" distR="114300" simplePos="0" relativeHeight="251661312" behindDoc="0" locked="0" layoutInCell="1" allowOverlap="1" wp14:anchorId="7771190B" wp14:editId="0FA956EF">
+          <wp:anchor distT="0" distB="0" distL="114300" distR="114300" simplePos="0" relativeHeight="251661312" behindDoc="0" locked="0" layoutInCell="1" allowOverlap="1" wp14:anchorId="7771190B" wp14:editId="66CFBF80">
             <wp:simplePos x="0" y="0"/>
             <wp:positionH relativeFrom="column">
               <wp:posOffset>-3810</wp:posOffset>
@@ -3610,345 +3610,6 @@
       <w:r>
         <w:rPr>
           <w:rFonts w:ascii="Times New Roman" w:hAnsi="Times New Roman" w:cs="Times New Roman"/>
-          <w:b/>
-          <w:bCs/>
-          <w:sz w:val="28"/>
-          <w:szCs w:val="28"/>
-        </w:rPr>
-        <w:t>JSON</w:t>
-      </w:r>
-      <w:r>
-        <w:rPr>
-          <w:rFonts w:ascii="Times New Roman" w:hAnsi="Times New Roman" w:cs="Times New Roman"/>
-          <w:b/>
-          <w:bCs/>
-          <w:sz w:val="28"/>
-          <w:szCs w:val="28"/>
-        </w:rPr>
-        <w:t xml:space="preserve"> (JavaScript Object Notation)</w:t>
-      </w:r>
-    </w:p>
-    <w:p>
-      <w:pPr>
-        <w:spacing w:line="278" w:lineRule="auto"/>
-        <w:rPr>
-          <w:rFonts w:ascii="Times New Roman" w:hAnsi="Times New Roman" w:cs="Times New Roman"/>
-          <w:sz w:val="28"/>
-          <w:szCs w:val="28"/>
-        </w:rPr>
-      </w:pPr>
-      <w:r>
-        <w:rPr>
-          <w:rFonts w:ascii="Times New Roman" w:hAnsi="Times New Roman" w:cs="Times New Roman"/>
-          <w:b/>
-          <w:bCs/>
-          <w:noProof/>
-          <w:sz w:val="28"/>
-          <w:szCs w:val="28"/>
-          <w14:ligatures w14:val="standardContextual"/>
-        </w:rPr>
-        <w:drawing>
-          <wp:anchor distT="0" distB="0" distL="114300" distR="114300" simplePos="0" relativeHeight="251662336" behindDoc="0" locked="0" layoutInCell="1" allowOverlap="1" wp14:anchorId="5FF4E927" wp14:editId="08E71AA8">
-            <wp:simplePos x="0" y="0"/>
-            <wp:positionH relativeFrom="column">
-              <wp:posOffset>-3810</wp:posOffset>
-            </wp:positionH>
-            <wp:positionV relativeFrom="paragraph">
-              <wp:posOffset>-3810</wp:posOffset>
-            </wp:positionV>
-            <wp:extent cx="1352550" cy="1352550"/>
-            <wp:effectExtent l="0" t="0" r="0" b="0"/>
-            <wp:wrapSquare wrapText="bothSides"/>
-            <wp:docPr id="1414005815" name="Picture 9"/>
-            <wp:cNvGraphicFramePr>
-              <a:graphicFrameLocks xmlns:a="http://schemas.openxmlformats.org/drawingml/2006/main" noChangeAspect="1"/>
-            </wp:cNvGraphicFramePr>
-            <a:graphic xmlns:a="http://schemas.openxmlformats.org/drawingml/2006/main">
-              <a:graphicData uri="http://schemas.openxmlformats.org/drawingml/2006/picture">
-                <pic:pic xmlns:pic="http://schemas.openxmlformats.org/drawingml/2006/picture">
-                  <pic:nvPicPr>
-                    <pic:cNvPr id="1414005815" name="Picture 1414005815"/>
-                    <pic:cNvPicPr/>
-                  </pic:nvPicPr>
-                  <pic:blipFill>
-                    <a:blip r:embed="rId12">
-                      <a:extLst>
-                        <a:ext uri="{28A0092B-C50C-407E-A947-70E740481C1C}">
-                          <a14:useLocalDpi xmlns:a14="http://schemas.microsoft.com/office/drawing/2010/main" val="0"/>
-                        </a:ext>
-                      </a:extLst>
-                    </a:blip>
-                    <a:stretch>
-                      <a:fillRect/>
-                    </a:stretch>
-                  </pic:blipFill>
-                  <pic:spPr>
-                    <a:xfrm>
-                      <a:off x="0" y="0"/>
-                      <a:ext cx="1352550" cy="1352550"/>
-                    </a:xfrm>
-                    <a:prstGeom prst="rect">
-                      <a:avLst/>
-                    </a:prstGeom>
-                  </pic:spPr>
-                </pic:pic>
-              </a:graphicData>
-            </a:graphic>
-          </wp:anchor>
-        </w:drawing>
-      </w:r>
-      <w:r>
-        <w:rPr>
-          <w:rFonts w:ascii="Times New Roman" w:hAnsi="Times New Roman" w:cs="Times New Roman"/>
-          <w:sz w:val="28"/>
-          <w:szCs w:val="28"/>
-        </w:rPr>
-        <w:t>JSON là định dạng dữ liệu dạng văn bản nhẹ, dùng để lưu trữ và trao đổi dữ liệu</w:t>
-      </w:r>
-    </w:p>
-    <w:p>
-      <w:pPr>
-        <w:spacing w:line="278" w:lineRule="auto"/>
-        <w:rPr>
-          <w:rFonts w:ascii="Times New Roman" w:hAnsi="Times New Roman" w:cs="Times New Roman"/>
-          <w:sz w:val="28"/>
-          <w:szCs w:val="28"/>
-        </w:rPr>
-      </w:pPr>
-    </w:p>
-    <w:p>
-      <w:pPr>
-        <w:spacing w:line="278" w:lineRule="auto"/>
-        <w:rPr>
-          <w:rFonts w:ascii="Times New Roman" w:hAnsi="Times New Roman" w:cs="Times New Roman"/>
-          <w:sz w:val="28"/>
-          <w:szCs w:val="28"/>
-        </w:rPr>
-      </w:pPr>
-    </w:p>
-    <w:p>
-      <w:pPr>
-        <w:spacing w:line="278" w:lineRule="auto"/>
-        <w:rPr>
-          <w:rFonts w:ascii="Times New Roman" w:hAnsi="Times New Roman" w:cs="Times New Roman"/>
-          <w:sz w:val="28"/>
-          <w:szCs w:val="28"/>
-        </w:rPr>
-      </w:pPr>
-    </w:p>
-    <w:p>
-      <w:pPr>
-        <w:spacing w:line="278" w:lineRule="auto"/>
-        <w:rPr>
-          <w:rFonts w:ascii="Times New Roman" w:hAnsi="Times New Roman" w:cs="Times New Roman"/>
-          <w:sz w:val="28"/>
-          <w:szCs w:val="28"/>
-        </w:rPr>
-      </w:pPr>
-      <w:r>
-        <w:rPr>
-          <w:rFonts w:ascii="Times New Roman" w:hAnsi="Times New Roman" w:cs="Times New Roman"/>
-          <w:sz w:val="28"/>
-          <w:szCs w:val="28"/>
-        </w:rPr>
-        <w:t>Trong đề tài này, JSON được chúng em sử dụng để:</w:t>
-      </w:r>
-    </w:p>
-    <w:p>
-      <w:pPr>
-        <w:pStyle w:val="ListParagraph"/>
-        <w:numPr>
-          <w:ilvl w:val="0"/>
-          <w:numId w:val="12"/>
-        </w:numPr>
-        <w:spacing w:line="278" w:lineRule="auto"/>
-        <w:rPr>
-          <w:rFonts w:ascii="Times New Roman" w:hAnsi="Times New Roman" w:cs="Times New Roman"/>
-          <w:sz w:val="28"/>
-          <w:szCs w:val="28"/>
-        </w:rPr>
-      </w:pPr>
-      <w:r>
-        <w:rPr>
-          <w:rFonts w:ascii="Times New Roman" w:hAnsi="Times New Roman" w:cs="Times New Roman"/>
-          <w:sz w:val="28"/>
-          <w:szCs w:val="28"/>
-        </w:rPr>
-        <w:t>Lưu trữ thông tin sách (id, tên sách, tác giả, giá, hình ảnh, mô tả,…)</w:t>
-      </w:r>
-    </w:p>
-    <w:p>
-      <w:pPr>
-        <w:pStyle w:val="ListParagraph"/>
-        <w:numPr>
-          <w:ilvl w:val="0"/>
-          <w:numId w:val="12"/>
-        </w:numPr>
-        <w:spacing w:line="278" w:lineRule="auto"/>
-        <w:rPr>
-          <w:rFonts w:ascii="Times New Roman" w:hAnsi="Times New Roman" w:cs="Times New Roman"/>
-          <w:sz w:val="28"/>
-          <w:szCs w:val="28"/>
-        </w:rPr>
-      </w:pPr>
-      <w:r>
-        <w:rPr>
-          <w:rFonts w:ascii="Times New Roman" w:hAnsi="Times New Roman" w:cs="Times New Roman"/>
-          <w:sz w:val="28"/>
-          <w:szCs w:val="28"/>
-        </w:rPr>
-        <w:lastRenderedPageBreak/>
-        <w:t>Lưu trữ dữ liệu tài khoản người dùng (ở mức mô phỏng)</w:t>
-      </w:r>
-    </w:p>
-    <w:p>
-      <w:pPr>
-        <w:pStyle w:val="ListParagraph"/>
-        <w:numPr>
-          <w:ilvl w:val="0"/>
-          <w:numId w:val="12"/>
-        </w:numPr>
-        <w:spacing w:line="278" w:lineRule="auto"/>
-        <w:rPr>
-          <w:rFonts w:ascii="Times New Roman" w:hAnsi="Times New Roman" w:cs="Times New Roman"/>
-          <w:sz w:val="28"/>
-          <w:szCs w:val="28"/>
-        </w:rPr>
-      </w:pPr>
-      <w:r>
-        <w:rPr>
-          <w:rFonts w:ascii="Times New Roman" w:hAnsi="Times New Roman" w:cs="Times New Roman"/>
-          <w:sz w:val="28"/>
-          <w:szCs w:val="28"/>
-        </w:rPr>
-        <w:t>Làm nguồn dữ liệu để JavaScript đọc và hiển thị lên giao diện</w:t>
-      </w:r>
-    </w:p>
-    <w:p>
-      <w:pPr>
-        <w:spacing w:line="278" w:lineRule="auto"/>
-        <w:rPr>
-          <w:rFonts w:ascii="Times New Roman" w:hAnsi="Times New Roman" w:cs="Times New Roman"/>
-          <w:sz w:val="28"/>
-          <w:szCs w:val="28"/>
-        </w:rPr>
-      </w:pPr>
-      <w:r>
-        <w:rPr>
-          <w:rFonts w:ascii="Times New Roman" w:hAnsi="Times New Roman" w:cs="Times New Roman"/>
-          <w:sz w:val="28"/>
-          <w:szCs w:val="28"/>
-        </w:rPr>
-        <w:t>Ưu điểm của JSON:</w:t>
-      </w:r>
-    </w:p>
-    <w:p>
-      <w:pPr>
-        <w:pStyle w:val="ListParagraph"/>
-        <w:numPr>
-          <w:ilvl w:val="0"/>
-          <w:numId w:val="13"/>
-        </w:numPr>
-        <w:spacing w:line="278" w:lineRule="auto"/>
-        <w:rPr>
-          <w:rFonts w:ascii="Times New Roman" w:hAnsi="Times New Roman" w:cs="Times New Roman"/>
-          <w:sz w:val="28"/>
-          <w:szCs w:val="28"/>
-        </w:rPr>
-      </w:pPr>
-      <w:r>
-        <w:rPr>
-          <w:rFonts w:ascii="Times New Roman" w:hAnsi="Times New Roman" w:cs="Times New Roman"/>
-          <w:sz w:val="28"/>
-          <w:szCs w:val="28"/>
-        </w:rPr>
-        <w:t>Nhẹ, dễ đọc và ghi</w:t>
-      </w:r>
-    </w:p>
-    <w:p>
-      <w:pPr>
-        <w:pStyle w:val="ListParagraph"/>
-        <w:numPr>
-          <w:ilvl w:val="0"/>
-          <w:numId w:val="13"/>
-        </w:numPr>
-        <w:spacing w:line="278" w:lineRule="auto"/>
-        <w:rPr>
-          <w:rFonts w:ascii="Times New Roman" w:hAnsi="Times New Roman" w:cs="Times New Roman"/>
-          <w:sz w:val="28"/>
-          <w:szCs w:val="28"/>
-        </w:rPr>
-      </w:pPr>
-      <w:r>
-        <w:rPr>
-          <w:rFonts w:ascii="Times New Roman" w:hAnsi="Times New Roman" w:cs="Times New Roman"/>
-          <w:sz w:val="28"/>
-          <w:szCs w:val="28"/>
-        </w:rPr>
-        <w:t>Dễ tích hợp với JavaScript</w:t>
-      </w:r>
-    </w:p>
-    <w:p>
-      <w:pPr>
-        <w:pStyle w:val="ListParagraph"/>
-        <w:numPr>
-          <w:ilvl w:val="0"/>
-          <w:numId w:val="13"/>
-        </w:numPr>
-        <w:spacing w:line="278" w:lineRule="auto"/>
-        <w:rPr>
-          <w:rFonts w:ascii="Times New Roman" w:hAnsi="Times New Roman" w:cs="Times New Roman"/>
-          <w:sz w:val="28"/>
-          <w:szCs w:val="28"/>
-        </w:rPr>
-      </w:pPr>
-      <w:r>
-        <w:rPr>
-          <w:rFonts w:ascii="Times New Roman" w:hAnsi="Times New Roman" w:cs="Times New Roman"/>
-          <w:sz w:val="28"/>
-          <w:szCs w:val="28"/>
-        </w:rPr>
-        <w:t>Phù hợp cho web tĩnh mô phỏng database</w:t>
-      </w:r>
-    </w:p>
-    <w:p>
-      <w:pPr>
-        <w:spacing w:line="278" w:lineRule="auto"/>
-        <w:rPr>
-          <w:rFonts w:ascii="Times New Roman" w:hAnsi="Times New Roman" w:cs="Times New Roman"/>
-          <w:sz w:val="28"/>
-          <w:szCs w:val="28"/>
-        </w:rPr>
-      </w:pPr>
-      <w:r>
-        <w:rPr>
-          <w:rFonts w:ascii="Times New Roman" w:hAnsi="Times New Roman" w:cs="Times New Roman"/>
-          <w:sz w:val="28"/>
-          <w:szCs w:val="28"/>
-        </w:rPr>
-        <w:t>JSON giúp chúng em mô phỏng cơ sở dữ liệu mà chưa cần hệ quản trị cơ sở dữ liệu như MySQL hay MongoDB</w:t>
-      </w:r>
-    </w:p>
-    <w:p>
-      <w:pPr>
-        <w:pStyle w:val="ListParagraph"/>
-        <w:numPr>
-          <w:ilvl w:val="2"/>
-          <w:numId w:val="1"/>
-        </w:numPr>
-        <w:spacing w:line="278" w:lineRule="auto"/>
-        <w:ind w:hanging="11"/>
-        <w:rPr>
-          <w:rFonts w:ascii="Times New Roman" w:hAnsi="Times New Roman" w:cs="Times New Roman"/>
-          <w:b/>
-          <w:bCs/>
-          <w:sz w:val="28"/>
-          <w:szCs w:val="28"/>
-        </w:rPr>
-      </w:pPr>
-      <w:r>
-        <w:rPr>
-          <w:rFonts w:ascii="Times New Roman" w:hAnsi="Times New Roman" w:cs="Times New Roman"/>
           <w:noProof/>
           <w:sz w:val="28"/>
           <w:szCs w:val="28"/>
@@ -3978,7 +3639,7 @@
                     <pic:cNvPicPr/>
                   </pic:nvPicPr>
                   <pic:blipFill>
-                    <a:blip r:embed="rId13">
+                    <a:blip r:embed="rId12">
                       <a:extLst>
                         <a:ext uri="{28A0092B-C50C-407E-A947-70E740481C1C}">
                           <a14:useLocalDpi xmlns:a14="http://schemas.microsoft.com/office/drawing/2010/main" val="0"/>
@@ -4146,6 +3807,7 @@
           <w:sz w:val="28"/>
           <w:szCs w:val="28"/>
         </w:rPr>
+        <w:lastRenderedPageBreak/>
         <w:t xml:space="preserve">Kiểm tra dữ liệu form </w:t>
       </w:r>
     </w:p>
@@ -4248,7 +3910,7 @@
                     <pic:cNvPicPr/>
                   </pic:nvPicPr>
                   <pic:blipFill>
-                    <a:blip r:embed="rId14">
+                    <a:blip r:embed="rId13">
                       <a:extLst>
                         <a:ext uri="{28A0092B-C50C-407E-A947-70E740481C1C}">
                           <a14:useLocalDpi xmlns:a14="http://schemas.microsoft.com/office/drawing/2010/main" val="0"/>
@@ -4439,7 +4101,6 @@
           <w:sz w:val="28"/>
           <w:szCs w:val="28"/>
         </w:rPr>
-        <w:lastRenderedPageBreak/>
         <w:t>Lưu trữ lịch sử thay đổi đầy đủ</w:t>
       </w:r>
     </w:p>
@@ -4575,7 +4236,7 @@
                     <pic:cNvPicPr/>
                   </pic:nvPicPr>
                   <pic:blipFill>
-                    <a:blip r:embed="rId15">
+                    <a:blip r:embed="rId14">
                       <a:extLst>
                         <a:ext uri="{28A0092B-C50C-407E-A947-70E740481C1C}">
                           <a14:useLocalDpi xmlns:a14="http://schemas.microsoft.com/office/drawing/2010/main" val="0"/>
@@ -4735,6 +4396,7 @@
           <w:sz w:val="28"/>
           <w:szCs w:val="28"/>
         </w:rPr>
+        <w:lastRenderedPageBreak/>
         <w:t>Ưu điểm của Github:</w:t>
       </w:r>
     </w:p>
@@ -5058,7 +4720,6 @@
           <w:sz w:val="28"/>
           <w:szCs w:val="28"/>
         </w:rPr>
-        <w:lastRenderedPageBreak/>
         <w:t>3.1.</w:t>
       </w:r>
       <w:r>
@@ -5295,8 +4956,8 @@
       </w:r>
     </w:p>
     <w:sectPr>
-      <w:headerReference w:type="default" r:id="rId16"/>
-      <w:footerReference w:type="default" r:id="rId17"/>
+      <w:headerReference w:type="default" r:id="rId15"/>
+      <w:footerReference w:type="default" r:id="rId16"/>
       <w:pgSz w:w="11907" w:h="16840" w:code="9"/>
       <w:pgMar w:top="1134" w:right="851" w:bottom="1134" w:left="1701" w:header="720" w:footer="720" w:gutter="0"/>
       <w:pgBorders w:display="firstPage">
@@ -8699,11 +8360,13 @@
   <w:rsids>
     <w:rsidRoot w:val="00516AF9"/>
     <w:rsid w:val="000A1ABF"/>
+    <w:rsid w:val="001351A0"/>
     <w:rsid w:val="00165A38"/>
     <w:rsid w:val="00203C35"/>
     <w:rsid w:val="00222AE7"/>
     <w:rsid w:val="00516AF9"/>
     <w:rsid w:val="00567176"/>
+    <w:rsid w:val="008D21D7"/>
     <w:rsid w:val="00A47EA9"/>
     <w:rsid w:val="00CE0A2D"/>
     <w:rsid w:val="00D53811"/>
